--- a/pr-preview/pr-215/categorical-tests-handout-tracked-changes.docx
+++ b/pr-preview/pr-215/categorical-tests-handout-tracked-changes.docx
@@ -16,7 +16,7 @@
       </w:pPr>
       <w:del w:id="1" w:author="PR Preview" w:date="2026-01-01T00:00:00Z">
         <w:r>
-          <w:delText xml:space="preserve">Last modified: 2026-10-15 12:56:30 (PDT)</w:delText>
+          <w:delText xml:space="preserve">Last modified: 2026-10-15 13:27:16 (PDT)</w:delText>
         </w:r>
       </w:del>
     </w:p>
@@ -26,7 +26,7 @@
       </w:pPr>
       <w:ins w:id="2" w:author="PR Preview" w:date="2026-01-01T00:00:00Z">
         <w:r>
-          <w:t xml:space="preserve">Last modified: 2026-10-15 12:43:47 (PDT)</w:t>
+          <w:t xml:space="preserve">Last modified: 2026-10-15 13:30:33 (PDT)</w:t>
         </w:r>
       </w:ins>
     </w:p>
@@ -1306,6 +1306,42 @@
       </w:tr>
     </w:tbl>
     <w:bookmarkEnd w:id="14"/>
+    <w:p>
+      <w:pPr>
+        <w:pStyle w:val="Compact"/>
+        <w:numPr>
+          <w:ilvl w:val="0"/>
+          <w:numId w:val="1001"/>
+        </w:numPr>
+      </w:pPr>
+      <w:r>
+        <w:t xml:space="preserve">Hogg et al. (2019, sec. 7.3, pp. 323–328)</w:t>
+      </w:r>
+      <w:r>
+        <w:t xml:space="preserve"> </w:t>
+      </w:r>
+      <w:r>
+        <w:t xml:space="preserve">covers confidence intervals for proportions.</w:t>
+      </w:r>
+    </w:p>
+    <w:p>
+      <w:pPr>
+        <w:pStyle w:val="Compact"/>
+        <w:numPr>
+          <w:ilvl w:val="0"/>
+          <w:numId w:val="1001"/>
+        </w:numPr>
+      </w:pPr>
+      <w:r>
+        <w:t xml:space="preserve">Hogg et al. (2019, sec. 8.4, pp. 385–391)</w:t>
+      </w:r>
+      <w:r>
+        <w:t xml:space="preserve"> </w:t>
+      </w:r>
+      <w:r>
+        <w:t xml:space="preserve">covers tests about proportions.</w:t>
+      </w:r>
+    </w:p>
     <w:bookmarkEnd w:id="15"/>
     <w:bookmarkStart w:id="24" w:name="sec-chi-square"/>
     <w:p>
@@ -3424,6 +3460,96 @@
       </w:r>
     </w:p>
     <w:bookmarkEnd w:id="23"/>
+    <w:p>
+      <w:pPr>
+        <w:pStyle w:val="Compact"/>
+        <w:numPr>
+          <w:ilvl w:val="0"/>
+          <w:numId w:val="1002"/>
+        </w:numPr>
+      </w:pPr>
+      <w:r>
+        <w:t xml:space="preserve">Hogg et al. (2019, sec. 9.1, pp. 425–434)</w:t>
+      </w:r>
+      <w:r>
+        <w:t xml:space="preserve"> </w:t>
+      </w:r>
+      <w:r>
+        <w:t xml:space="preserve">covers chi-square goodness-of-fit tests.</w:t>
+      </w:r>
+    </w:p>
+    <w:p>
+      <w:pPr>
+        <w:pStyle w:val="Compact"/>
+        <w:numPr>
+          <w:ilvl w:val="0"/>
+          <w:numId w:val="1002"/>
+        </w:numPr>
+      </w:pPr>
+      <w:r>
+        <w:t xml:space="preserve">Hogg et al. (2019, sec. 9.2, pp. 435–445)</w:t>
+      </w:r>
+      <w:r>
+        <w:t xml:space="preserve"> </w:t>
+      </w:r>
+      <w:r>
+        <w:t xml:space="preserve">covers contingency tables.</w:t>
+      </w:r>
+    </w:p>
+    <w:p>
+      <w:pPr>
+        <w:pStyle w:val="Compact"/>
+        <w:numPr>
+          <w:ilvl w:val="0"/>
+          <w:numId w:val="1002"/>
+        </w:numPr>
+      </w:pPr>
+      <w:r>
+        <w:t xml:space="preserve">Rice (2007, sec. 13.3, pp. 516–519)</w:t>
+      </w:r>
+      <w:r>
+        <w:t xml:space="preserve"> </w:t>
+      </w:r>
+      <w:r>
+        <w:t xml:space="preserve">covers the chi-square test of homogeneity.</w:t>
+      </w:r>
+    </w:p>
+    <w:p>
+      <w:pPr>
+        <w:pStyle w:val="Compact"/>
+        <w:numPr>
+          <w:ilvl w:val="0"/>
+          <w:numId w:val="1002"/>
+        </w:numPr>
+      </w:pPr>
+      <w:r>
+        <w:t xml:space="preserve">Rice (2007, sec. 13.4, pp. 520–522)</w:t>
+      </w:r>
+      <w:r>
+        <w:t xml:space="preserve"> </w:t>
+      </w:r>
+      <w:r>
+        <w:t xml:space="preserve">covers the chi-square test of independence.</w:t>
+      </w:r>
+    </w:p>
+    <w:p>
+      <w:pPr>
+        <w:pStyle w:val="Compact"/>
+        <w:numPr>
+          <w:ilvl w:val="0"/>
+          <w:numId w:val="1002"/>
+        </w:numPr>
+      </w:pPr>
+      <w:r>
+        <w:t xml:space="preserve">Rice (2007, sec. 9.5, pp. 341–346)</w:t>
+      </w:r>
+      <w:r>
+        <w:t xml:space="preserve"> </w:t>
+      </w:r>
+      <w:r>
+        <w:t xml:space="preserve">covers likelihood ratio tests for the multinomial distribution.</w:t>
+      </w:r>
+    </w:p>
     <w:bookmarkEnd w:id="24"/>
     <w:bookmarkStart w:id="28" w:name="sec-fisher"/>
     <w:p>
@@ -4823,6 +4949,20 @@
       </w:r>
     </w:p>
     <w:bookmarkEnd w:id="27"/>
+    <w:p>
+      <w:pPr>
+        <w:pStyle w:val="BodyText"/>
+      </w:pPr>
+      <w:r>
+        <w:t xml:space="preserve">Rice (2007, sec. 13.2, pp. 514–515)</w:t>
+      </w:r>
+      <w:r>
+        <w:t xml:space="preserve"> </w:t>
+      </w:r>
+      <w:r>
+        <w:t xml:space="preserve">covers Fisher’s exact test.</w:t>
+      </w:r>
+    </w:p>
     <w:bookmarkEnd w:id="28"/>
     <w:bookmarkStart w:id="30" w:name="sec-2x2-measures"/>
     <w:p>
@@ -4902,9 +5042,23 @@
         <w:t xml:space="preserve">.</w:t>
       </w:r>
     </w:p>
+    <w:p>
+      <w:pPr>
+        <w:pStyle w:val="BodyText"/>
+      </w:pPr>
+      <w:r>
+        <w:t xml:space="preserve">Rice (2007, sec. 13.6, pp. 526–529)</w:t>
+      </w:r>
+      <w:r>
+        <w:t xml:space="preserve"> </w:t>
+      </w:r>
+      <w:r>
+        <w:t xml:space="preserve">covers odds ratios.</w:t>
+      </w:r>
+    </w:p>
     <w:bookmarkEnd w:id="30"/>
     <w:bookmarkEnd w:id="31"/>
-    <w:bookmarkStart w:id="36" w:name="references"/>
+    <w:bookmarkStart w:id="37" w:name="references"/>
     <w:p>
       <w:pPr>
         <w:pStyle w:val="Heading2"/>
@@ -4913,7 +5067,7 @@
         <w:t xml:space="preserve">References</w:t>
       </w:r>
     </w:p>
-    <w:bookmarkStart w:id="35" w:name="refs"/>
+    <w:bookmarkStart w:id="36" w:name="refs"/>
     <w:bookmarkStart w:id="32" w:name="ref-hoggtanis2015"/>
     <w:p>
       <w:pPr>
@@ -4937,13 +5091,13 @@
       </w:r>
     </w:p>
     <w:bookmarkEnd w:id="32"/>
-    <w:bookmarkStart w:id="34" w:name="ref-vittinghoff2e"/>
+    <w:bookmarkStart w:id="33" w:name="ref-rice2007mathematical"/>
     <w:p>
       <w:pPr>
         <w:pStyle w:val="Bibliography"/>
       </w:pPr>
       <w:r>
-        <w:t xml:space="preserve">Vittinghoff, Eric, David V Glidden, Stephen C Shiboski, and Charles E McCulloch. 2012.</w:t>
+        <w:t xml:space="preserve">Rice, John A. 2007.</w:t>
       </w:r>
       <w:r>
         <w:t xml:space="preserve"> </w:t>
@@ -4953,6 +5107,29 @@
           <w:i/>
           <w:iCs/>
         </w:rPr>
+        <w:t xml:space="preserve">Mathematical Statistics and Data Analysis</w:t>
+      </w:r>
+      <w:r>
+        <w:t xml:space="preserve">. 3rd ed. Cengage Learning.</w:t>
+      </w:r>
+    </w:p>
+    <w:bookmarkEnd w:id="33"/>
+    <w:bookmarkStart w:id="35" w:name="ref-vittinghoff2e"/>
+    <w:p>
+      <w:pPr>
+        <w:pStyle w:val="Bibliography"/>
+      </w:pPr>
+      <w:r>
+        <w:t xml:space="preserve">Vittinghoff, Eric, David V Glidden, Stephen C Shiboski, and Charles E McCulloch. 2012.</w:t>
+      </w:r>
+      <w:r>
+        <w:t xml:space="preserve"> </w:t>
+      </w:r>
+      <w:r>
+        <w:rPr>
+          <w:i/>
+          <w:iCs/>
+        </w:rPr>
         <w:t xml:space="preserve">Regression Methods in Biostatistics: Linear, Logistic, Survival, and Repeated Measures Models</w:t>
       </w:r>
       <w:r>
@@ -4961,7 +5138,7 @@
       <w:r>
         <w:t xml:space="preserve"> </w:t>
       </w:r>
-      <w:hyperlink r:id="rId33">
+      <w:hyperlink r:id="rId34">
         <w:r>
           <w:rPr>
             <w:rStyle w:val="Hyperlink"/>
@@ -4973,9 +5150,9 @@
         <w:t xml:space="preserve">.</w:t>
       </w:r>
     </w:p>
-    <w:bookmarkEnd w:id="34"/>
     <w:bookmarkEnd w:id="35"/>
     <w:bookmarkEnd w:id="36"/>
+    <w:bookmarkEnd w:id="37"/>
     <w:sectPr>
       <w:footnotePr>
         <w:numRestart w:val="eachSect"/>
@@ -5086,8 +5263,117 @@
       </w:pPr>
     </w:lvl>
   </w:abstractNum>
+  <w:abstractNum w:abstractNumId="991">
+    <w:nsid w:val="0000A991"/>
+    <w:multiLevelType w:val="multilevel"/>
+    <w:lvl w:ilvl="0">
+      <w:numFmt w:val="bullet"/>
+      <w:lvlText w:val=""/>
+      <w:lvlJc w:val="left"/>
+      <w:pPr>
+        <w:ind w:left="720" w:hanging="360"/>
+      </w:pPr>
+      <w:rPr>
+        <w:rFonts w:ascii="Symbol" w:hAnsi="Symbol" w:cs="Symbol" w:hint="default"/>
+      </w:rPr>
+    </w:lvl>
+    <w:lvl w:ilvl="1">
+      <w:numFmt w:val="bullet"/>
+      <w:lvlText w:val="o"/>
+      <w:lvlJc w:val="left"/>
+      <w:pPr>
+        <w:ind w:left="1440" w:hanging="360"/>
+      </w:pPr>
+      <w:rPr>
+        <w:rFonts w:ascii="Courier New" w:hAnsi="Courier New" w:cs="Courier New" w:hint="default"/>
+      </w:rPr>
+    </w:lvl>
+    <w:lvl w:ilvl="2">
+      <w:numFmt w:val="bullet"/>
+      <w:lvlText w:val=""/>
+      <w:lvlJc w:val="left"/>
+      <w:pPr>
+        <w:ind w:left="2160" w:hanging="360"/>
+      </w:pPr>
+      <w:rPr>
+        <w:rFonts w:ascii="Wingdings" w:hAnsi="Wingdings" w:cs="Wingdings" w:hint="default"/>
+      </w:rPr>
+    </w:lvl>
+    <w:lvl w:ilvl="3">
+      <w:numFmt w:val="bullet"/>
+      <w:lvlText w:val=""/>
+      <w:lvlJc w:val="left"/>
+      <w:pPr>
+        <w:ind w:left="2880" w:hanging="360"/>
+      </w:pPr>
+      <w:rPr>
+        <w:rFonts w:ascii="Symbol" w:hAnsi="Symbol" w:cs="Symbol" w:hint="default"/>
+      </w:rPr>
+    </w:lvl>
+    <w:lvl w:ilvl="4">
+      <w:numFmt w:val="bullet"/>
+      <w:lvlText w:val="o"/>
+      <w:lvlJc w:val="left"/>
+      <w:pPr>
+        <w:ind w:left="3600" w:hanging="360"/>
+      </w:pPr>
+      <w:rPr>
+        <w:rFonts w:ascii="Courier New" w:hAnsi="Courier New" w:cs="Courier New" w:hint="default"/>
+      </w:rPr>
+    </w:lvl>
+    <w:lvl w:ilvl="5">
+      <w:numFmt w:val="bullet"/>
+      <w:lvlText w:val=""/>
+      <w:lvlJc w:val="left"/>
+      <w:pPr>
+        <w:ind w:left="4320" w:hanging="360"/>
+      </w:pPr>
+      <w:rPr>
+        <w:rFonts w:ascii="Wingdings" w:hAnsi="Wingdings" w:cs="Wingdings" w:hint="default"/>
+      </w:rPr>
+    </w:lvl>
+    <w:lvl w:ilvl="6">
+      <w:numFmt w:val="bullet"/>
+      <w:lvlText w:val=""/>
+      <w:lvlJc w:val="left"/>
+      <w:pPr>
+        <w:ind w:left="5040" w:hanging="360"/>
+      </w:pPr>
+      <w:rPr>
+        <w:rFonts w:ascii="Symbol" w:hAnsi="Symbol" w:cs="Symbol" w:hint="default"/>
+      </w:rPr>
+    </w:lvl>
+    <w:lvl w:ilvl="7">
+      <w:numFmt w:val="bullet"/>
+      <w:lvlText w:val="o"/>
+      <w:lvlJc w:val="left"/>
+      <w:pPr>
+        <w:ind w:left="5760" w:hanging="360"/>
+      </w:pPr>
+      <w:rPr>
+        <w:rFonts w:ascii="Courier New" w:hAnsi="Courier New" w:cs="Courier New" w:hint="default"/>
+      </w:rPr>
+    </w:lvl>
+    <w:lvl w:ilvl="8">
+      <w:numFmt w:val="bullet"/>
+      <w:lvlText w:val=""/>
+      <w:lvlJc w:val="left"/>
+      <w:pPr>
+        <w:ind w:left="6480" w:hanging="360"/>
+      </w:pPr>
+      <w:rPr>
+        <w:rFonts w:ascii="Wingdings" w:hAnsi="Wingdings" w:cs="Wingdings" w:hint="default"/>
+      </w:rPr>
+    </w:lvl>
+  </w:abstractNum>
   <w:num w:numId="1000">
     <w:abstractNumId w:val="990"/>
+  </w:num>
+  <w:num w:numId="1001">
+    <w:abstractNumId w:val="991"/>
+  </w:num>
+  <w:num w:numId="1002">
+    <w:abstractNumId w:val="991"/>
   </w:num>
 </w:numbering>
 </file>
